--- a/docs/articles/transparency-portal-technology-statement.docx
+++ b/docs/articles/transparency-portal-technology-statement.docx
@@ -23,7 +23,7 @@
           <w:sz w:val="22"/>
           <w:szCs w:val="22"/>
         </w:rPr>
-        <w:t xml:space="preserve">Transparency Portal — Technical Architecture &amp; IBM Technology Integration</w:t>
+        <w:t>All Is Well — Technical Architecture &amp; IBM Technology Integration — Your End-to-End Digital Health Dashboard</w:t>
       </w:r>
     </w:p>
     <w:p>
@@ -44,7 +44,7 @@
         <w:spacing w:after="120"/>
       </w:pPr>
       <w:r>
-        <w:t xml:space="preserve">The Transparency Portal is powered by </w:t>
+        <w:t xml:space="preserve">All Is Well is powered by </w:t>
       </w:r>
       <w:r>
         <w:rPr>
@@ -577,7 +577,7 @@
           <w:i/>
           <w:iCs/>
         </w:rPr>
-        <w:t xml:space="preserve">In summary, IBM watsonx.ai with Granite models is the central intelligence layer that transforms raw infrastructure metrics into role-aware summaries, conversational answers, anomaly alerts, and predictive insights—making the Transparency Portal not just a dashboard, but an AI-powered decision-support system for managed service customers.</w:t>
+        <w:t>In summary, IBM watsonx.ai with Granite models is the central intelligence layer that transforms raw infrastructure metrics into role-aware summaries, conversational answers, anomaly alerts, and predictive insights—making the All Is Well not just a dashboard, but an AI-powered decision-support system for managed service customers.</w:t>
       </w:r>
     </w:p>
     <w:sectPr>
